--- a/synthetic/output/products/products.docx
+++ b/synthetic/output/products/products.docx
@@ -21,7 +21,7 @@
           </w:tcPr>
           <w:p>
             <w:r>
-              <w:t>product id</w:t>
+              <w:t>sku</w:t>
             </w:r>
           </w:p>
         </w:tc>
@@ -31,7 +31,7 @@
           </w:tcPr>
           <w:p>
             <w:r>
-              <w:t>medicine name</w:t>
+              <w:t>product name</w:t>
             </w:r>
           </w:p>
         </w:tc>
@@ -83,7 +83,7 @@
           </w:tcPr>
           <w:p>
             <w:r>
-              <w:t>TemporaCare 1</w:t>
+              <w:t>FugitCare 1</w:t>
             </w:r>
           </w:p>
         </w:tc>
@@ -93,7 +93,7 @@
           </w:tcPr>
           <w:p>
             <w:r>
-              <w:t>Dermatology</w:t>
+              <w:t>Respiratory</w:t>
             </w:r>
           </w:p>
         </w:tc>
@@ -103,7 +103,7 @@
           </w:tcPr>
           <w:p>
             <w:r>
-              <w:t>766.89</w:t>
+              <w:t>1790.97</w:t>
             </w:r>
           </w:p>
         </w:tc>
@@ -135,7 +135,7 @@
           </w:tcPr>
           <w:p>
             <w:r>
-              <w:t>MaioresCare 2</w:t>
+              <w:t>TemporeCare 2</w:t>
             </w:r>
           </w:p>
         </w:tc>
@@ -145,7 +145,7 @@
           </w:tcPr>
           <w:p>
             <w:r>
-              <w:t>Respiratory</w:t>
+              <w:t>Cardiology</w:t>
             </w:r>
           </w:p>
         </w:tc>
@@ -155,7 +155,7 @@
           </w:tcPr>
           <w:p>
             <w:r>
-              <w:t>2397.31</w:t>
+              <w:t>1687.03</w:t>
             </w:r>
           </w:p>
         </w:tc>
@@ -187,7 +187,7 @@
           </w:tcPr>
           <w:p>
             <w:r>
-              <w:t>DoloremCare 3</w:t>
+              <w:t>VoluptasCare 3</w:t>
             </w:r>
           </w:p>
         </w:tc>
@@ -197,7 +197,7 @@
           </w:tcPr>
           <w:p>
             <w:r>
-              <w:t>Dermatology</w:t>
+              <w:t>Gastroenterology</w:t>
             </w:r>
           </w:p>
         </w:tc>
@@ -207,7 +207,7 @@
           </w:tcPr>
           <w:p>
             <w:r>
-              <w:t>345.3</w:t>
+              <w:t>2464.53</w:t>
             </w:r>
           </w:p>
         </w:tc>
@@ -239,7 +239,7 @@
           </w:tcPr>
           <w:p>
             <w:r>
-              <w:t>MaximeCare 4</w:t>
+              <w:t>QuosCare 4</w:t>
             </w:r>
           </w:p>
         </w:tc>
@@ -249,7 +249,7 @@
           </w:tcPr>
           <w:p>
             <w:r>
-              <w:t>Pain</w:t>
+              <w:t>Respiratory</w:t>
             </w:r>
           </w:p>
         </w:tc>
@@ -259,7 +259,7 @@
           </w:tcPr>
           <w:p>
             <w:r>
-              <w:t>332.12</w:t>
+              <w:t>2179.56</w:t>
             </w:r>
           </w:p>
         </w:tc>
@@ -291,7 +291,7 @@
           </w:tcPr>
           <w:p>
             <w:r>
-              <w:t>LiberoCare 5</w:t>
+              <w:t>EstCare 5</w:t>
             </w:r>
           </w:p>
         </w:tc>
@@ -301,7 +301,7 @@
           </w:tcPr>
           <w:p>
             <w:r>
-              <w:t>Dermatology</w:t>
+              <w:t>Pain</w:t>
             </w:r>
           </w:p>
         </w:tc>
@@ -311,7 +311,7 @@
           </w:tcPr>
           <w:p>
             <w:r>
-              <w:t>1548.94</w:t>
+              <w:t>767.14</w:t>
             </w:r>
           </w:p>
         </w:tc>
@@ -343,527 +343,7 @@
           </w:tcPr>
           <w:p>
             <w:r>
-              <w:t>EosCare 6</w:t>
-            </w:r>
-          </w:p>
-        </w:tc>
-        <w:tc>
-          <w:tcPr>
-            <w:tcW w:type="dxa" w:w="1728"/>
-          </w:tcPr>
-          <w:p>
-            <w:r>
-              <w:t>Cardiology</w:t>
-            </w:r>
-          </w:p>
-        </w:tc>
-        <w:tc>
-          <w:tcPr>
-            <w:tcW w:type="dxa" w:w="1728"/>
-          </w:tcPr>
-          <w:p>
-            <w:r>
-              <w:t>1851.36</w:t>
-            </w:r>
-          </w:p>
-        </w:tc>
-        <w:tc>
-          <w:tcPr>
-            <w:tcW w:type="dxa" w:w="1728"/>
-          </w:tcPr>
-          <w:p>
-            <w:r>
-              <w:t>ACTIVE</w:t>
-            </w:r>
-          </w:p>
-        </w:tc>
-      </w:tr>
-      <w:tr>
-        <w:tc>
-          <w:tcPr>
-            <w:tcW w:type="dxa" w:w="1728"/>
-          </w:tcPr>
-          <w:p>
-            <w:r>
-              <w:t>P007</w:t>
-            </w:r>
-          </w:p>
-        </w:tc>
-        <w:tc>
-          <w:tcPr>
-            <w:tcW w:type="dxa" w:w="1728"/>
-          </w:tcPr>
-          <w:p>
-            <w:r>
-              <w:t>VelitCare 7</w:t>
-            </w:r>
-          </w:p>
-        </w:tc>
-        <w:tc>
-          <w:tcPr>
-            <w:tcW w:type="dxa" w:w="1728"/>
-          </w:tcPr>
-          <w:p>
-            <w:r>
-              <w:t>Diabetes</w:t>
-            </w:r>
-          </w:p>
-        </w:tc>
-        <w:tc>
-          <w:tcPr>
-            <w:tcW w:type="dxa" w:w="1728"/>
-          </w:tcPr>
-          <w:p>
-            <w:r>
-              <w:t>2435.48</w:t>
-            </w:r>
-          </w:p>
-        </w:tc>
-        <w:tc>
-          <w:tcPr>
-            <w:tcW w:type="dxa" w:w="1728"/>
-          </w:tcPr>
-          <w:p>
-            <w:r>
-              <w:t>ACTIVE</w:t>
-            </w:r>
-          </w:p>
-        </w:tc>
-      </w:tr>
-      <w:tr>
-        <w:tc>
-          <w:tcPr>
-            <w:tcW w:type="dxa" w:w="1728"/>
-          </w:tcPr>
-          <w:p>
-            <w:r>
-              <w:t>P008</w:t>
-            </w:r>
-          </w:p>
-        </w:tc>
-        <w:tc>
-          <w:tcPr>
-            <w:tcW w:type="dxa" w:w="1728"/>
-          </w:tcPr>
-          <w:p>
-            <w:r>
-              <w:t>FugiatCare 8</w:t>
-            </w:r>
-          </w:p>
-        </w:tc>
-        <w:tc>
-          <w:tcPr>
-            <w:tcW w:type="dxa" w:w="1728"/>
-          </w:tcPr>
-          <w:p>
-            <w:r>
-              <w:t>Pain</w:t>
-            </w:r>
-          </w:p>
-        </w:tc>
-        <w:tc>
-          <w:tcPr>
-            <w:tcW w:type="dxa" w:w="1728"/>
-          </w:tcPr>
-          <w:p>
-            <w:r>
-              <w:t>289.12</w:t>
-            </w:r>
-          </w:p>
-        </w:tc>
-        <w:tc>
-          <w:tcPr>
-            <w:tcW w:type="dxa" w:w="1728"/>
-          </w:tcPr>
-          <w:p>
-            <w:r>
-              <w:t>ACTIVE</w:t>
-            </w:r>
-          </w:p>
-        </w:tc>
-      </w:tr>
-      <w:tr>
-        <w:tc>
-          <w:tcPr>
-            <w:tcW w:type="dxa" w:w="1728"/>
-          </w:tcPr>
-          <w:p>
-            <w:r>
-              <w:t>P009</w:t>
-            </w:r>
-          </w:p>
-        </w:tc>
-        <w:tc>
-          <w:tcPr>
-            <w:tcW w:type="dxa" w:w="1728"/>
-          </w:tcPr>
-          <w:p>
-            <w:r>
-              <w:t>VoluptatesCare 9</w:t>
-            </w:r>
-          </w:p>
-        </w:tc>
-        <w:tc>
-          <w:tcPr>
-            <w:tcW w:type="dxa" w:w="1728"/>
-          </w:tcPr>
-          <w:p>
-            <w:r>
-              <w:t>Gastroenterology</w:t>
-            </w:r>
-          </w:p>
-        </w:tc>
-        <w:tc>
-          <w:tcPr>
-            <w:tcW w:type="dxa" w:w="1728"/>
-          </w:tcPr>
-          <w:p>
-            <w:r>
-              <w:t>2090.57</w:t>
-            </w:r>
-          </w:p>
-        </w:tc>
-        <w:tc>
-          <w:tcPr>
-            <w:tcW w:type="dxa" w:w="1728"/>
-          </w:tcPr>
-          <w:p>
-            <w:r>
-              <w:t>ACTIVE</w:t>
-            </w:r>
-          </w:p>
-        </w:tc>
-      </w:tr>
-      <w:tr>
-        <w:tc>
-          <w:tcPr>
-            <w:tcW w:type="dxa" w:w="1728"/>
-          </w:tcPr>
-          <w:p>
-            <w:r>
-              <w:t>P010</w:t>
-            </w:r>
-          </w:p>
-        </w:tc>
-        <w:tc>
-          <w:tcPr>
-            <w:tcW w:type="dxa" w:w="1728"/>
-          </w:tcPr>
-          <w:p>
-            <w:r>
-              <w:t>VeroCare 10</w:t>
-            </w:r>
-          </w:p>
-        </w:tc>
-        <w:tc>
-          <w:tcPr>
-            <w:tcW w:type="dxa" w:w="1728"/>
-          </w:tcPr>
-          <w:p>
-            <w:r>
-              <w:t>Dermatology</w:t>
-            </w:r>
-          </w:p>
-        </w:tc>
-        <w:tc>
-          <w:tcPr>
-            <w:tcW w:type="dxa" w:w="1728"/>
-          </w:tcPr>
-          <w:p>
-            <w:r>
-              <w:t>1485.65</w:t>
-            </w:r>
-          </w:p>
-        </w:tc>
-        <w:tc>
-          <w:tcPr>
-            <w:tcW w:type="dxa" w:w="1728"/>
-          </w:tcPr>
-          <w:p>
-            <w:r>
-              <w:t>ACTIVE</w:t>
-            </w:r>
-          </w:p>
-        </w:tc>
-      </w:tr>
-      <w:tr>
-        <w:tc>
-          <w:tcPr>
-            <w:tcW w:type="dxa" w:w="1728"/>
-          </w:tcPr>
-          <w:p>
-            <w:r>
-              <w:t>P011</w:t>
-            </w:r>
-          </w:p>
-        </w:tc>
-        <w:tc>
-          <w:tcPr>
-            <w:tcW w:type="dxa" w:w="1728"/>
-          </w:tcPr>
-          <w:p>
-            <w:r>
-              <w:t>TeneturCare 11</w:t>
-            </w:r>
-          </w:p>
-        </w:tc>
-        <w:tc>
-          <w:tcPr>
-            <w:tcW w:type="dxa" w:w="1728"/>
-          </w:tcPr>
-          <w:p>
-            <w:r>
-              <w:t>Diabetes</w:t>
-            </w:r>
-          </w:p>
-        </w:tc>
-        <w:tc>
-          <w:tcPr>
-            <w:tcW w:type="dxa" w:w="1728"/>
-          </w:tcPr>
-          <w:p>
-            <w:r>
-              <w:t>209.98</w:t>
-            </w:r>
-          </w:p>
-        </w:tc>
-        <w:tc>
-          <w:tcPr>
-            <w:tcW w:type="dxa" w:w="1728"/>
-          </w:tcPr>
-          <w:p>
-            <w:r>
-              <w:t>ACTIVE</w:t>
-            </w:r>
-          </w:p>
-        </w:tc>
-      </w:tr>
-      <w:tr>
-        <w:tc>
-          <w:tcPr>
-            <w:tcW w:type="dxa" w:w="1728"/>
-          </w:tcPr>
-          <w:p>
-            <w:r>
-              <w:t>P012</w:t>
-            </w:r>
-          </w:p>
-        </w:tc>
-        <w:tc>
-          <w:tcPr>
-            <w:tcW w:type="dxa" w:w="1728"/>
-          </w:tcPr>
-          <w:p>
-            <w:r>
-              <w:t>AutCare 12</w:t>
-            </w:r>
-          </w:p>
-        </w:tc>
-        <w:tc>
-          <w:tcPr>
-            <w:tcW w:type="dxa" w:w="1728"/>
-          </w:tcPr>
-          <w:p>
-            <w:r>
-              <w:t>Respiratory</w:t>
-            </w:r>
-          </w:p>
-        </w:tc>
-        <w:tc>
-          <w:tcPr>
-            <w:tcW w:type="dxa" w:w="1728"/>
-          </w:tcPr>
-          <w:p>
-            <w:r>
-              <w:t>1955.36</w:t>
-            </w:r>
-          </w:p>
-        </w:tc>
-        <w:tc>
-          <w:tcPr>
-            <w:tcW w:type="dxa" w:w="1728"/>
-          </w:tcPr>
-          <w:p>
-            <w:r>
-              <w:t>ACTIVE</w:t>
-            </w:r>
-          </w:p>
-        </w:tc>
-      </w:tr>
-      <w:tr>
-        <w:tc>
-          <w:tcPr>
-            <w:tcW w:type="dxa" w:w="1728"/>
-          </w:tcPr>
-          <w:p>
-            <w:r>
-              <w:t>P013</w:t>
-            </w:r>
-          </w:p>
-        </w:tc>
-        <w:tc>
-          <w:tcPr>
-            <w:tcW w:type="dxa" w:w="1728"/>
-          </w:tcPr>
-          <w:p>
-            <w:r>
-              <w:t>SequiCare 13</w:t>
-            </w:r>
-          </w:p>
-        </w:tc>
-        <w:tc>
-          <w:tcPr>
-            <w:tcW w:type="dxa" w:w="1728"/>
-          </w:tcPr>
-          <w:p>
-            <w:r>
-              <w:t>Diabetes</w:t>
-            </w:r>
-          </w:p>
-        </w:tc>
-        <w:tc>
-          <w:tcPr>
-            <w:tcW w:type="dxa" w:w="1728"/>
-          </w:tcPr>
-          <w:p>
-            <w:r>
-              <w:t>2152.76</w:t>
-            </w:r>
-          </w:p>
-        </w:tc>
-        <w:tc>
-          <w:tcPr>
-            <w:tcW w:type="dxa" w:w="1728"/>
-          </w:tcPr>
-          <w:p>
-            <w:r>
-              <w:t>ACTIVE</w:t>
-            </w:r>
-          </w:p>
-        </w:tc>
-      </w:tr>
-      <w:tr>
-        <w:tc>
-          <w:tcPr>
-            <w:tcW w:type="dxa" w:w="1728"/>
-          </w:tcPr>
-          <w:p>
-            <w:r>
-              <w:t>P014</w:t>
-            </w:r>
-          </w:p>
-        </w:tc>
-        <w:tc>
-          <w:tcPr>
-            <w:tcW w:type="dxa" w:w="1728"/>
-          </w:tcPr>
-          <w:p>
-            <w:r>
-              <w:t>TemporaCare 14</w:t>
-            </w:r>
-          </w:p>
-        </w:tc>
-        <w:tc>
-          <w:tcPr>
-            <w:tcW w:type="dxa" w:w="1728"/>
-          </w:tcPr>
-          <w:p>
-            <w:r>
-              <w:t>Diabetes</w:t>
-            </w:r>
-          </w:p>
-        </w:tc>
-        <w:tc>
-          <w:tcPr>
-            <w:tcW w:type="dxa" w:w="1728"/>
-          </w:tcPr>
-          <w:p>
-            <w:r>
-              <w:t>1012.3</w:t>
-            </w:r>
-          </w:p>
-        </w:tc>
-        <w:tc>
-          <w:tcPr>
-            <w:tcW w:type="dxa" w:w="1728"/>
-          </w:tcPr>
-          <w:p>
-            <w:r>
-              <w:t>ACTIVE</w:t>
-            </w:r>
-          </w:p>
-        </w:tc>
-      </w:tr>
-      <w:tr>
-        <w:tc>
-          <w:tcPr>
-            <w:tcW w:type="dxa" w:w="1728"/>
-          </w:tcPr>
-          <w:p>
-            <w:r>
-              <w:t>P015</w:t>
-            </w:r>
-          </w:p>
-        </w:tc>
-        <w:tc>
-          <w:tcPr>
-            <w:tcW w:type="dxa" w:w="1728"/>
-          </w:tcPr>
-          <w:p>
-            <w:r>
-              <w:t>DoloresCare 15</w:t>
-            </w:r>
-          </w:p>
-        </w:tc>
-        <w:tc>
-          <w:tcPr>
-            <w:tcW w:type="dxa" w:w="1728"/>
-          </w:tcPr>
-          <w:p>
-            <w:r>
-              <w:t>Antibiotic</w:t>
-            </w:r>
-          </w:p>
-        </w:tc>
-        <w:tc>
-          <w:tcPr>
-            <w:tcW w:type="dxa" w:w="1728"/>
-          </w:tcPr>
-          <w:p>
-            <w:r>
-              <w:t>1625.64</w:t>
-            </w:r>
-          </w:p>
-        </w:tc>
-        <w:tc>
-          <w:tcPr>
-            <w:tcW w:type="dxa" w:w="1728"/>
-          </w:tcPr>
-          <w:p>
-            <w:r>
-              <w:t>ACTIVE</w:t>
-            </w:r>
-          </w:p>
-        </w:tc>
-      </w:tr>
-      <w:tr>
-        <w:tc>
-          <w:tcPr>
-            <w:tcW w:type="dxa" w:w="1728"/>
-          </w:tcPr>
-          <w:p>
-            <w:r>
-              <w:t>P016</w:t>
-            </w:r>
-          </w:p>
-        </w:tc>
-        <w:tc>
-          <w:tcPr>
-            <w:tcW w:type="dxa" w:w="1728"/>
-          </w:tcPr>
-          <w:p>
-            <w:r>
-              <w:t>QuibusdamCare 16</w:t>
+              <w:t>VitaeCare 6</w:t>
             </w:r>
           </w:p>
         </w:tc>
@@ -905,7 +385,7 @@
           </w:tcPr>
           <w:p>
             <w:r>
-              <w:t>P017</w:t>
+              <w:t>P007</w:t>
             </w:r>
           </w:p>
         </w:tc>
@@ -915,7 +395,7 @@
           </w:tcPr>
           <w:p>
             <w:r>
-              <w:t>ExercitationemCare 17</w:t>
+              <w:t>ItaqueCare 7</w:t>
             </w:r>
           </w:p>
         </w:tc>
@@ -957,7 +437,7 @@
           </w:tcPr>
           <w:p>
             <w:r>
-              <w:t>P018</w:t>
+              <w:t>P008</w:t>
             </w:r>
           </w:p>
         </w:tc>
@@ -967,7 +447,7 @@
           </w:tcPr>
           <w:p>
             <w:r>
-              <w:t>DoloremCare 18</w:t>
+              <w:t>AspernaturCare 8</w:t>
             </w:r>
           </w:p>
         </w:tc>
@@ -1009,7 +489,7 @@
           </w:tcPr>
           <w:p>
             <w:r>
-              <w:t>P019</w:t>
+              <w:t>P009</w:t>
             </w:r>
           </w:p>
         </w:tc>
@@ -1019,7 +499,7 @@
           </w:tcPr>
           <w:p>
             <w:r>
-              <w:t>OfficiisCare 19</w:t>
+              <w:t>EumCare 9</w:t>
             </w:r>
           </w:p>
         </w:tc>
@@ -1061,7 +541,7 @@
           </w:tcPr>
           <w:p>
             <w:r>
-              <w:t>P020</w:t>
+              <w:t>P010</w:t>
             </w:r>
           </w:p>
         </w:tc>
@@ -1071,7 +551,7 @@
           </w:tcPr>
           <w:p>
             <w:r>
-              <w:t>ModiCare 20</w:t>
+              <w:t>AliquidCare 10</w:t>
             </w:r>
           </w:p>
         </w:tc>
@@ -1113,7 +593,7 @@
           </w:tcPr>
           <w:p>
             <w:r>
-              <w:t>P021</w:t>
+              <w:t>P011</w:t>
             </w:r>
           </w:p>
         </w:tc>
@@ -1123,7 +603,7 @@
           </w:tcPr>
           <w:p>
             <w:r>
-              <w:t>FugitCare 21</w:t>
+              <w:t>IpsamCare 11</w:t>
             </w:r>
           </w:p>
         </w:tc>
@@ -1165,7 +645,7 @@
           </w:tcPr>
           <w:p>
             <w:r>
-              <w:t>P022</w:t>
+              <w:t>P012</w:t>
             </w:r>
           </w:p>
         </w:tc>
@@ -1175,7 +655,7 @@
           </w:tcPr>
           <w:p>
             <w:r>
-              <w:t>TemporeCare 22</w:t>
+              <w:t>NatusCare 12</w:t>
             </w:r>
           </w:p>
         </w:tc>
@@ -1217,7 +697,7 @@
           </w:tcPr>
           <w:p>
             <w:r>
-              <w:t>P023</w:t>
+              <w:t>P013</w:t>
             </w:r>
           </w:p>
         </w:tc>
@@ -1227,7 +707,7 @@
           </w:tcPr>
           <w:p>
             <w:r>
-              <w:t>VoluptasCare 23</w:t>
+              <w:t>FugiatCare 13</w:t>
             </w:r>
           </w:p>
         </w:tc>
@@ -1269,7 +749,7 @@
           </w:tcPr>
           <w:p>
             <w:r>
-              <w:t>P024</w:t>
+              <w:t>P014</w:t>
             </w:r>
           </w:p>
         </w:tc>
@@ -1279,7 +759,7 @@
           </w:tcPr>
           <w:p>
             <w:r>
-              <w:t>QuosCare 24</w:t>
+              <w:t>AtCare 14</w:t>
             </w:r>
           </w:p>
         </w:tc>
@@ -1321,7 +801,7 @@
           </w:tcPr>
           <w:p>
             <w:r>
-              <w:t>P025</w:t>
+              <w:t>P015</w:t>
             </w:r>
           </w:p>
         </w:tc>
@@ -1331,7 +811,7 @@
           </w:tcPr>
           <w:p>
             <w:r>
-              <w:t>EstCare 25</w:t>
+              <w:t>ErrorCare 15</w:t>
             </w:r>
           </w:p>
         </w:tc>
@@ -1373,7 +853,7 @@
           </w:tcPr>
           <w:p>
             <w:r>
-              <w:t>P026</w:t>
+              <w:t>P016</w:t>
             </w:r>
           </w:p>
         </w:tc>
@@ -1383,7 +863,7 @@
           </w:tcPr>
           <w:p>
             <w:r>
-              <w:t>VitaeCare 26</w:t>
+              <w:t>ReiciendisCare 16</w:t>
             </w:r>
           </w:p>
         </w:tc>
@@ -1425,7 +905,7 @@
           </w:tcPr>
           <w:p>
             <w:r>
-              <w:t>P027</w:t>
+              <w:t>P017</w:t>
             </w:r>
           </w:p>
         </w:tc>
@@ -1435,7 +915,7 @@
           </w:tcPr>
           <w:p>
             <w:r>
-              <w:t>ItaqueCare 27</w:t>
+              <w:t>IpsamCare 17</w:t>
             </w:r>
           </w:p>
         </w:tc>
@@ -1477,7 +957,7 @@
           </w:tcPr>
           <w:p>
             <w:r>
-              <w:t>P028</w:t>
+              <w:t>P018</w:t>
             </w:r>
           </w:p>
         </w:tc>
@@ -1487,7 +967,7 @@
           </w:tcPr>
           <w:p>
             <w:r>
-              <w:t>AspernaturCare 28</w:t>
+              <w:t>ErrorCare 18</w:t>
             </w:r>
           </w:p>
         </w:tc>
@@ -1529,7 +1009,7 @@
           </w:tcPr>
           <w:p>
             <w:r>
-              <w:t>P029</w:t>
+              <w:t>P019</w:t>
             </w:r>
           </w:p>
         </w:tc>
@@ -1539,7 +1019,7 @@
           </w:tcPr>
           <w:p>
             <w:r>
-              <w:t>EumCare 29</w:t>
+              <w:t>UllamCare 19</w:t>
             </w:r>
           </w:p>
         </w:tc>
@@ -1581,7 +1061,7 @@
           </w:tcPr>
           <w:p>
             <w:r>
-              <w:t>P030</w:t>
+              <w:t>P020</w:t>
             </w:r>
           </w:p>
         </w:tc>
@@ -1591,7 +1071,7 @@
           </w:tcPr>
           <w:p>
             <w:r>
-              <w:t>AliquidCare 30</w:t>
+              <w:t>PraesentiumCare 20</w:t>
             </w:r>
           </w:p>
         </w:tc>
@@ -1612,6 +1092,526 @@
           <w:p>
             <w:r>
               <w:t>442.89</w:t>
+            </w:r>
+          </w:p>
+        </w:tc>
+        <w:tc>
+          <w:tcPr>
+            <w:tcW w:type="dxa" w:w="1728"/>
+          </w:tcPr>
+          <w:p>
+            <w:r>
+              <w:t>ACTIVE</w:t>
+            </w:r>
+          </w:p>
+        </w:tc>
+      </w:tr>
+      <w:tr>
+        <w:tc>
+          <w:tcPr>
+            <w:tcW w:type="dxa" w:w="1728"/>
+          </w:tcPr>
+          <w:p>
+            <w:r>
+              <w:t>P021</w:t>
+            </w:r>
+          </w:p>
+        </w:tc>
+        <w:tc>
+          <w:tcPr>
+            <w:tcW w:type="dxa" w:w="1728"/>
+          </w:tcPr>
+          <w:p>
+            <w:r>
+              <w:t>NamCare 21</w:t>
+            </w:r>
+          </w:p>
+        </w:tc>
+        <w:tc>
+          <w:tcPr>
+            <w:tcW w:type="dxa" w:w="1728"/>
+          </w:tcPr>
+          <w:p>
+            <w:r>
+              <w:t>Neurology</w:t>
+            </w:r>
+          </w:p>
+        </w:tc>
+        <w:tc>
+          <w:tcPr>
+            <w:tcW w:type="dxa" w:w="1728"/>
+          </w:tcPr>
+          <w:p>
+            <w:r>
+              <w:t>691.91</w:t>
+            </w:r>
+          </w:p>
+        </w:tc>
+        <w:tc>
+          <w:tcPr>
+            <w:tcW w:type="dxa" w:w="1728"/>
+          </w:tcPr>
+          <w:p>
+            <w:r>
+              <w:t>ACTIVE</w:t>
+            </w:r>
+          </w:p>
+        </w:tc>
+      </w:tr>
+      <w:tr>
+        <w:tc>
+          <w:tcPr>
+            <w:tcW w:type="dxa" w:w="1728"/>
+          </w:tcPr>
+          <w:p>
+            <w:r>
+              <w:t>P022</w:t>
+            </w:r>
+          </w:p>
+        </w:tc>
+        <w:tc>
+          <w:tcPr>
+            <w:tcW w:type="dxa" w:w="1728"/>
+          </w:tcPr>
+          <w:p>
+            <w:r>
+              <w:t>TemporibusCare 22</w:t>
+            </w:r>
+          </w:p>
+        </w:tc>
+        <w:tc>
+          <w:tcPr>
+            <w:tcW w:type="dxa" w:w="1728"/>
+          </w:tcPr>
+          <w:p>
+            <w:r>
+              <w:t>Gastroenterology</w:t>
+            </w:r>
+          </w:p>
+        </w:tc>
+        <w:tc>
+          <w:tcPr>
+            <w:tcW w:type="dxa" w:w="1728"/>
+          </w:tcPr>
+          <w:p>
+            <w:r>
+              <w:t>1892.83</w:t>
+            </w:r>
+          </w:p>
+        </w:tc>
+        <w:tc>
+          <w:tcPr>
+            <w:tcW w:type="dxa" w:w="1728"/>
+          </w:tcPr>
+          <w:p>
+            <w:r>
+              <w:t>ACTIVE</w:t>
+            </w:r>
+          </w:p>
+        </w:tc>
+      </w:tr>
+      <w:tr>
+        <w:tc>
+          <w:tcPr>
+            <w:tcW w:type="dxa" w:w="1728"/>
+          </w:tcPr>
+          <w:p>
+            <w:r>
+              <w:t>P023</w:t>
+            </w:r>
+          </w:p>
+        </w:tc>
+        <w:tc>
+          <w:tcPr>
+            <w:tcW w:type="dxa" w:w="1728"/>
+          </w:tcPr>
+          <w:p>
+            <w:r>
+              <w:t>OfficiaCare 23</w:t>
+            </w:r>
+          </w:p>
+        </w:tc>
+        <w:tc>
+          <w:tcPr>
+            <w:tcW w:type="dxa" w:w="1728"/>
+          </w:tcPr>
+          <w:p>
+            <w:r>
+              <w:t>Pain</w:t>
+            </w:r>
+          </w:p>
+        </w:tc>
+        <w:tc>
+          <w:tcPr>
+            <w:tcW w:type="dxa" w:w="1728"/>
+          </w:tcPr>
+          <w:p>
+            <w:r>
+              <w:t>2254.77</w:t>
+            </w:r>
+          </w:p>
+        </w:tc>
+        <w:tc>
+          <w:tcPr>
+            <w:tcW w:type="dxa" w:w="1728"/>
+          </w:tcPr>
+          <w:p>
+            <w:r>
+              <w:t>ACTIVE</w:t>
+            </w:r>
+          </w:p>
+        </w:tc>
+      </w:tr>
+      <w:tr>
+        <w:tc>
+          <w:tcPr>
+            <w:tcW w:type="dxa" w:w="1728"/>
+          </w:tcPr>
+          <w:p>
+            <w:r>
+              <w:t>P024</w:t>
+            </w:r>
+          </w:p>
+        </w:tc>
+        <w:tc>
+          <w:tcPr>
+            <w:tcW w:type="dxa" w:w="1728"/>
+          </w:tcPr>
+          <w:p>
+            <w:r>
+              <w:t>DictaCare 24</w:t>
+            </w:r>
+          </w:p>
+        </w:tc>
+        <w:tc>
+          <w:tcPr>
+            <w:tcW w:type="dxa" w:w="1728"/>
+          </w:tcPr>
+          <w:p>
+            <w:r>
+              <w:t>Pain</w:t>
+            </w:r>
+          </w:p>
+        </w:tc>
+        <w:tc>
+          <w:tcPr>
+            <w:tcW w:type="dxa" w:w="1728"/>
+          </w:tcPr>
+          <w:p>
+            <w:r>
+              <w:t>968.79</w:t>
+            </w:r>
+          </w:p>
+        </w:tc>
+        <w:tc>
+          <w:tcPr>
+            <w:tcW w:type="dxa" w:w="1728"/>
+          </w:tcPr>
+          <w:p>
+            <w:r>
+              <w:t>ACTIVE</w:t>
+            </w:r>
+          </w:p>
+        </w:tc>
+      </w:tr>
+      <w:tr>
+        <w:tc>
+          <w:tcPr>
+            <w:tcW w:type="dxa" w:w="1728"/>
+          </w:tcPr>
+          <w:p>
+            <w:r>
+              <w:t>P025</w:t>
+            </w:r>
+          </w:p>
+        </w:tc>
+        <w:tc>
+          <w:tcPr>
+            <w:tcW w:type="dxa" w:w="1728"/>
+          </w:tcPr>
+          <w:p>
+            <w:r>
+              <w:t>FugaCare 25</w:t>
+            </w:r>
+          </w:p>
+        </w:tc>
+        <w:tc>
+          <w:tcPr>
+            <w:tcW w:type="dxa" w:w="1728"/>
+          </w:tcPr>
+          <w:p>
+            <w:r>
+              <w:t>Neurology</w:t>
+            </w:r>
+          </w:p>
+        </w:tc>
+        <w:tc>
+          <w:tcPr>
+            <w:tcW w:type="dxa" w:w="1728"/>
+          </w:tcPr>
+          <w:p>
+            <w:r>
+              <w:t>1322.86</w:t>
+            </w:r>
+          </w:p>
+        </w:tc>
+        <w:tc>
+          <w:tcPr>
+            <w:tcW w:type="dxa" w:w="1728"/>
+          </w:tcPr>
+          <w:p>
+            <w:r>
+              <w:t>ACTIVE</w:t>
+            </w:r>
+          </w:p>
+        </w:tc>
+      </w:tr>
+      <w:tr>
+        <w:tc>
+          <w:tcPr>
+            <w:tcW w:type="dxa" w:w="1728"/>
+          </w:tcPr>
+          <w:p>
+            <w:r>
+              <w:t>P026</w:t>
+            </w:r>
+          </w:p>
+        </w:tc>
+        <w:tc>
+          <w:tcPr>
+            <w:tcW w:type="dxa" w:w="1728"/>
+          </w:tcPr>
+          <w:p>
+            <w:r>
+              <w:t>DeseruntCare 26</w:t>
+            </w:r>
+          </w:p>
+        </w:tc>
+        <w:tc>
+          <w:tcPr>
+            <w:tcW w:type="dxa" w:w="1728"/>
+          </w:tcPr>
+          <w:p>
+            <w:r>
+              <w:t>Diabetes</w:t>
+            </w:r>
+          </w:p>
+        </w:tc>
+        <w:tc>
+          <w:tcPr>
+            <w:tcW w:type="dxa" w:w="1728"/>
+          </w:tcPr>
+          <w:p>
+            <w:r>
+              <w:t>1913.88</w:t>
+            </w:r>
+          </w:p>
+        </w:tc>
+        <w:tc>
+          <w:tcPr>
+            <w:tcW w:type="dxa" w:w="1728"/>
+          </w:tcPr>
+          <w:p>
+            <w:r>
+              <w:t>ACTIVE</w:t>
+            </w:r>
+          </w:p>
+        </w:tc>
+      </w:tr>
+      <w:tr>
+        <w:tc>
+          <w:tcPr>
+            <w:tcW w:type="dxa" w:w="1728"/>
+          </w:tcPr>
+          <w:p>
+            <w:r>
+              <w:t>P027</w:t>
+            </w:r>
+          </w:p>
+        </w:tc>
+        <w:tc>
+          <w:tcPr>
+            <w:tcW w:type="dxa" w:w="1728"/>
+          </w:tcPr>
+          <w:p>
+            <w:r>
+              <w:t>ExpeditaCare 27</w:t>
+            </w:r>
+          </w:p>
+        </w:tc>
+        <w:tc>
+          <w:tcPr>
+            <w:tcW w:type="dxa" w:w="1728"/>
+          </w:tcPr>
+          <w:p>
+            <w:r>
+              <w:t>Diabetes</w:t>
+            </w:r>
+          </w:p>
+        </w:tc>
+        <w:tc>
+          <w:tcPr>
+            <w:tcW w:type="dxa" w:w="1728"/>
+          </w:tcPr>
+          <w:p>
+            <w:r>
+              <w:t>466.82</w:t>
+            </w:r>
+          </w:p>
+        </w:tc>
+        <w:tc>
+          <w:tcPr>
+            <w:tcW w:type="dxa" w:w="1728"/>
+          </w:tcPr>
+          <w:p>
+            <w:r>
+              <w:t>ACTIVE</w:t>
+            </w:r>
+          </w:p>
+        </w:tc>
+      </w:tr>
+      <w:tr>
+        <w:tc>
+          <w:tcPr>
+            <w:tcW w:type="dxa" w:w="1728"/>
+          </w:tcPr>
+          <w:p>
+            <w:r>
+              <w:t>P028</w:t>
+            </w:r>
+          </w:p>
+        </w:tc>
+        <w:tc>
+          <w:tcPr>
+            <w:tcW w:type="dxa" w:w="1728"/>
+          </w:tcPr>
+          <w:p>
+            <w:r>
+              <w:t>RationeCare 28</w:t>
+            </w:r>
+          </w:p>
+        </w:tc>
+        <w:tc>
+          <w:tcPr>
+            <w:tcW w:type="dxa" w:w="1728"/>
+          </w:tcPr>
+          <w:p>
+            <w:r>
+              <w:t>Neurology</w:t>
+            </w:r>
+          </w:p>
+        </w:tc>
+        <w:tc>
+          <w:tcPr>
+            <w:tcW w:type="dxa" w:w="1728"/>
+          </w:tcPr>
+          <w:p>
+            <w:r>
+              <w:t>2000.99</w:t>
+            </w:r>
+          </w:p>
+        </w:tc>
+        <w:tc>
+          <w:tcPr>
+            <w:tcW w:type="dxa" w:w="1728"/>
+          </w:tcPr>
+          <w:p>
+            <w:r>
+              <w:t>ACTIVE</w:t>
+            </w:r>
+          </w:p>
+        </w:tc>
+      </w:tr>
+      <w:tr>
+        <w:tc>
+          <w:tcPr>
+            <w:tcW w:type="dxa" w:w="1728"/>
+          </w:tcPr>
+          <w:p>
+            <w:r>
+              <w:t>P029</w:t>
+            </w:r>
+          </w:p>
+        </w:tc>
+        <w:tc>
+          <w:tcPr>
+            <w:tcW w:type="dxa" w:w="1728"/>
+          </w:tcPr>
+          <w:p>
+            <w:r>
+              <w:t>QuidemCare 29</w:t>
+            </w:r>
+          </w:p>
+        </w:tc>
+        <w:tc>
+          <w:tcPr>
+            <w:tcW w:type="dxa" w:w="1728"/>
+          </w:tcPr>
+          <w:p>
+            <w:r>
+              <w:t>Pain</w:t>
+            </w:r>
+          </w:p>
+        </w:tc>
+        <w:tc>
+          <w:tcPr>
+            <w:tcW w:type="dxa" w:w="1728"/>
+          </w:tcPr>
+          <w:p>
+            <w:r>
+              <w:t>1531.38</w:t>
+            </w:r>
+          </w:p>
+        </w:tc>
+        <w:tc>
+          <w:tcPr>
+            <w:tcW w:type="dxa" w:w="1728"/>
+          </w:tcPr>
+          <w:p>
+            <w:r>
+              <w:t>ACTIVE</w:t>
+            </w:r>
+          </w:p>
+        </w:tc>
+      </w:tr>
+      <w:tr>
+        <w:tc>
+          <w:tcPr>
+            <w:tcW w:type="dxa" w:w="1728"/>
+          </w:tcPr>
+          <w:p>
+            <w:r>
+              <w:t>P030</w:t>
+            </w:r>
+          </w:p>
+        </w:tc>
+        <w:tc>
+          <w:tcPr>
+            <w:tcW w:type="dxa" w:w="1728"/>
+          </w:tcPr>
+          <w:p>
+            <w:r>
+              <w:t>FugaCare 30</w:t>
+            </w:r>
+          </w:p>
+        </w:tc>
+        <w:tc>
+          <w:tcPr>
+            <w:tcW w:type="dxa" w:w="1728"/>
+          </w:tcPr>
+          <w:p>
+            <w:r>
+              <w:t>Pain</w:t>
+            </w:r>
+          </w:p>
+        </w:tc>
+        <w:tc>
+          <w:tcPr>
+            <w:tcW w:type="dxa" w:w="1728"/>
+          </w:tcPr>
+          <w:p>
+            <w:r>
+              <w:t>1015.89</w:t>
             </w:r>
           </w:p>
         </w:tc>

--- a/synthetic/output/products/products.docx
+++ b/synthetic/output/products/products.docx
@@ -21,7 +21,7 @@
           </w:tcPr>
           <w:p>
             <w:r>
-              <w:t>sku</w:t>
+              <w:t>product code</w:t>
             </w:r>
           </w:p>
         </w:tc>
@@ -31,7 +31,7 @@
           </w:tcPr>
           <w:p>
             <w:r>
-              <w:t>product name</w:t>
+              <w:t>drug name</w:t>
             </w:r>
           </w:p>
         </w:tc>
@@ -41,7 +41,7 @@
           </w:tcPr>
           <w:p>
             <w:r>
-              <w:t>product category</w:t>
+              <w:t>therapy area</w:t>
             </w:r>
           </w:p>
         </w:tc>
@@ -83,7 +83,7 @@
           </w:tcPr>
           <w:p>
             <w:r>
-              <w:t>FugitCare 1</w:t>
+              <w:t>RemCare 1</w:t>
             </w:r>
           </w:p>
         </w:tc>
@@ -93,7 +93,7 @@
           </w:tcPr>
           <w:p>
             <w:r>
-              <w:t>Respiratory</w:t>
+              <w:t>Gastroenterology</w:t>
             </w:r>
           </w:p>
         </w:tc>
@@ -103,7 +103,7 @@
           </w:tcPr>
           <w:p>
             <w:r>
-              <w:t>1790.97</w:t>
+              <w:t>1944.64</w:t>
             </w:r>
           </w:p>
         </w:tc>
@@ -135,7 +135,7 @@
           </w:tcPr>
           <w:p>
             <w:r>
-              <w:t>TemporeCare 2</w:t>
+              <w:t>RepellatCare 2</w:t>
             </w:r>
           </w:p>
         </w:tc>
@@ -145,7 +145,7 @@
           </w:tcPr>
           <w:p>
             <w:r>
-              <w:t>Cardiology</w:t>
+              <w:t>Dermatology</w:t>
             </w:r>
           </w:p>
         </w:tc>
@@ -155,7 +155,7 @@
           </w:tcPr>
           <w:p>
             <w:r>
-              <w:t>1687.03</w:t>
+              <w:t>367.73</w:t>
             </w:r>
           </w:p>
         </w:tc>
@@ -187,7 +187,7 @@
           </w:tcPr>
           <w:p>
             <w:r>
-              <w:t>VoluptasCare 3</w:t>
+              <w:t>PariaturCare 3</w:t>
             </w:r>
           </w:p>
         </w:tc>
@@ -197,7 +197,7 @@
           </w:tcPr>
           <w:p>
             <w:r>
-              <w:t>Gastroenterology</w:t>
+              <w:t>Pain</w:t>
             </w:r>
           </w:p>
         </w:tc>
@@ -207,7 +207,7 @@
           </w:tcPr>
           <w:p>
             <w:r>
-              <w:t>2464.53</w:t>
+              <w:t>479.58</w:t>
             </w:r>
           </w:p>
         </w:tc>
@@ -239,7 +239,7 @@
           </w:tcPr>
           <w:p>
             <w:r>
-              <w:t>QuosCare 4</w:t>
+              <w:t>ExercitationemCare 4</w:t>
             </w:r>
           </w:p>
         </w:tc>
@@ -249,7 +249,7 @@
           </w:tcPr>
           <w:p>
             <w:r>
-              <w:t>Respiratory</w:t>
+              <w:t>Cardiology</w:t>
             </w:r>
           </w:p>
         </w:tc>
@@ -259,7 +259,7 @@
           </w:tcPr>
           <w:p>
             <w:r>
-              <w:t>2179.56</w:t>
+              <w:t>2389.16</w:t>
             </w:r>
           </w:p>
         </w:tc>
@@ -291,7 +291,7 @@
           </w:tcPr>
           <w:p>
             <w:r>
-              <w:t>EstCare 5</w:t>
+              <w:t>PariaturCare 5</w:t>
             </w:r>
           </w:p>
         </w:tc>
@@ -301,7 +301,7 @@
           </w:tcPr>
           <w:p>
             <w:r>
-              <w:t>Pain</w:t>
+              <w:t>Gastroenterology</w:t>
             </w:r>
           </w:p>
         </w:tc>
@@ -311,7 +311,7 @@
           </w:tcPr>
           <w:p>
             <w:r>
-              <w:t>767.14</w:t>
+              <w:t>2432.53</w:t>
             </w:r>
           </w:p>
         </w:tc>
@@ -343,7 +343,7 @@
           </w:tcPr>
           <w:p>
             <w:r>
-              <w:t>VitaeCare 6</w:t>
+              <w:t>NemoCare 6</w:t>
             </w:r>
           </w:p>
         </w:tc>
@@ -353,7 +353,7 @@
           </w:tcPr>
           <w:p>
             <w:r>
-              <w:t>Dermatology</w:t>
+              <w:t>Neurology</w:t>
             </w:r>
           </w:p>
         </w:tc>
@@ -363,7 +363,7 @@
           </w:tcPr>
           <w:p>
             <w:r>
-              <w:t>490.37</w:t>
+              <w:t>1318.44</w:t>
             </w:r>
           </w:p>
         </w:tc>
@@ -395,7 +395,7 @@
           </w:tcPr>
           <w:p>
             <w:r>
-              <w:t>ItaqueCare 7</w:t>
+              <w:t>EaqueCare 7</w:t>
             </w:r>
           </w:p>
         </w:tc>
@@ -405,7 +405,7 @@
           </w:tcPr>
           <w:p>
             <w:r>
-              <w:t>Dermatology</w:t>
+              <w:t>Diabetes</w:t>
             </w:r>
           </w:p>
         </w:tc>
@@ -415,7 +415,7 @@
           </w:tcPr>
           <w:p>
             <w:r>
-              <w:t>602.82</w:t>
+              <w:t>2189.24</w:t>
             </w:r>
           </w:p>
         </w:tc>
@@ -447,7 +447,7 @@
           </w:tcPr>
           <w:p>
             <w:r>
-              <w:t>AspernaturCare 8</w:t>
+              <w:t>ConsequaturCare 8</w:t>
             </w:r>
           </w:p>
         </w:tc>
@@ -467,7 +467,7 @@
           </w:tcPr>
           <w:p>
             <w:r>
-              <w:t>1784.37</w:t>
+              <w:t>2120.01</w:t>
             </w:r>
           </w:p>
         </w:tc>
@@ -499,7 +499,7 @@
           </w:tcPr>
           <w:p>
             <w:r>
-              <w:t>EumCare 9</w:t>
+              <w:t>ConsequaturCare 9</w:t>
             </w:r>
           </w:p>
         </w:tc>
@@ -509,7 +509,7 @@
           </w:tcPr>
           <w:p>
             <w:r>
-              <w:t>Diabetes</w:t>
+              <w:t>Respiratory</w:t>
             </w:r>
           </w:p>
         </w:tc>
@@ -519,7 +519,7 @@
           </w:tcPr>
           <w:p>
             <w:r>
-              <w:t>1561.91</w:t>
+              <w:t>466.81</w:t>
             </w:r>
           </w:p>
         </w:tc>
@@ -551,7 +551,7 @@
           </w:tcPr>
           <w:p>
             <w:r>
-              <w:t>AliquidCare 10</w:t>
+              <w:t>UndeCare 10</w:t>
             </w:r>
           </w:p>
         </w:tc>
@@ -571,7 +571,7 @@
           </w:tcPr>
           <w:p>
             <w:r>
-              <w:t>1381.94</w:t>
+              <w:t>1394.51</w:t>
             </w:r>
           </w:p>
         </w:tc>
@@ -603,7 +603,7 @@
           </w:tcPr>
           <w:p>
             <w:r>
-              <w:t>IpsamCare 11</w:t>
+              <w:t>NonCare 11</w:t>
             </w:r>
           </w:p>
         </w:tc>
@@ -613,7 +613,7 @@
           </w:tcPr>
           <w:p>
             <w:r>
-              <w:t>Respiratory</w:t>
+              <w:t>Cardiology</w:t>
             </w:r>
           </w:p>
         </w:tc>
@@ -623,7 +623,7 @@
           </w:tcPr>
           <w:p>
             <w:r>
-              <w:t>492.17</w:t>
+              <w:t>1537.47</w:t>
             </w:r>
           </w:p>
         </w:tc>
@@ -655,7 +655,7 @@
           </w:tcPr>
           <w:p>
             <w:r>
-              <w:t>NatusCare 12</w:t>
+              <w:t>LiberoCare 12</w:t>
             </w:r>
           </w:p>
         </w:tc>
@@ -665,7 +665,7 @@
           </w:tcPr>
           <w:p>
             <w:r>
-              <w:t>Pain</w:t>
+              <w:t>Antibiotic</w:t>
             </w:r>
           </w:p>
         </w:tc>
@@ -675,7 +675,7 @@
           </w:tcPr>
           <w:p>
             <w:r>
-              <w:t>747.87</w:t>
+              <w:t>146.74</w:t>
             </w:r>
           </w:p>
         </w:tc>
@@ -707,7 +707,7 @@
           </w:tcPr>
           <w:p>
             <w:r>
-              <w:t>FugiatCare 13</w:t>
+              <w:t>NisiCare 13</w:t>
             </w:r>
           </w:p>
         </w:tc>
@@ -717,7 +717,7 @@
           </w:tcPr>
           <w:p>
             <w:r>
-              <w:t>Respiratory</w:t>
+              <w:t>Dermatology</w:t>
             </w:r>
           </w:p>
         </w:tc>
@@ -727,7 +727,7 @@
           </w:tcPr>
           <w:p>
             <w:r>
-              <w:t>1743.07</w:t>
+              <w:t>2208.93</w:t>
             </w:r>
           </w:p>
         </w:tc>
@@ -759,7 +759,7 @@
           </w:tcPr>
           <w:p>
             <w:r>
-              <w:t>AtCare 14</w:t>
+              <w:t>NequeCare 14</w:t>
             </w:r>
           </w:p>
         </w:tc>
@@ -769,7 +769,7 @@
           </w:tcPr>
           <w:p>
             <w:r>
-              <w:t>Cardiology</w:t>
+              <w:t>Gastroenterology</w:t>
             </w:r>
           </w:p>
         </w:tc>
@@ -779,7 +779,7 @@
           </w:tcPr>
           <w:p>
             <w:r>
-              <w:t>649.72</w:t>
+              <w:t>674.69</w:t>
             </w:r>
           </w:p>
         </w:tc>
@@ -811,7 +811,7 @@
           </w:tcPr>
           <w:p>
             <w:r>
-              <w:t>ErrorCare 15</w:t>
+              <w:t>OmnisCare 15</w:t>
             </w:r>
           </w:p>
         </w:tc>
@@ -821,7 +821,7 @@
           </w:tcPr>
           <w:p>
             <w:r>
-              <w:t>Cardiology</w:t>
+              <w:t>Respiratory</w:t>
             </w:r>
           </w:p>
         </w:tc>
@@ -831,7 +831,7 @@
           </w:tcPr>
           <w:p>
             <w:r>
-              <w:t>2032.11</w:t>
+              <w:t>2207.22</w:t>
             </w:r>
           </w:p>
         </w:tc>
@@ -863,7 +863,7 @@
           </w:tcPr>
           <w:p>
             <w:r>
-              <w:t>ReiciendisCare 16</w:t>
+              <w:t>AsperioresCare 16</w:t>
             </w:r>
           </w:p>
         </w:tc>
@@ -873,7 +873,7 @@
           </w:tcPr>
           <w:p>
             <w:r>
-              <w:t>Pain</w:t>
+              <w:t>Diabetes</w:t>
             </w:r>
           </w:p>
         </w:tc>
@@ -883,7 +883,7 @@
           </w:tcPr>
           <w:p>
             <w:r>
-              <w:t>742.58</w:t>
+              <w:t>305.57</w:t>
             </w:r>
           </w:p>
         </w:tc>
@@ -915,7 +915,7 @@
           </w:tcPr>
           <w:p>
             <w:r>
-              <w:t>IpsamCare 17</w:t>
+              <w:t>VeniamCare 17</w:t>
             </w:r>
           </w:p>
         </w:tc>
@@ -925,7 +925,7 @@
           </w:tcPr>
           <w:p>
             <w:r>
-              <w:t>Respiratory</w:t>
+              <w:t>Antibiotic</w:t>
             </w:r>
           </w:p>
         </w:tc>
@@ -935,7 +935,7 @@
           </w:tcPr>
           <w:p>
             <w:r>
-              <w:t>2291.53</w:t>
+              <w:t>2058.46</w:t>
             </w:r>
           </w:p>
         </w:tc>
@@ -967,7 +967,7 @@
           </w:tcPr>
           <w:p>
             <w:r>
-              <w:t>ErrorCare 18</w:t>
+              <w:t>UllamCare 18</w:t>
             </w:r>
           </w:p>
         </w:tc>
@@ -977,7 +977,7 @@
           </w:tcPr>
           <w:p>
             <w:r>
-              <w:t>Dermatology</w:t>
+              <w:t>Neurology</w:t>
             </w:r>
           </w:p>
         </w:tc>
@@ -987,7 +987,7 @@
           </w:tcPr>
           <w:p>
             <w:r>
-              <w:t>610.3</w:t>
+              <w:t>408.14</w:t>
             </w:r>
           </w:p>
         </w:tc>
@@ -1019,7 +1019,7 @@
           </w:tcPr>
           <w:p>
             <w:r>
-              <w:t>UllamCare 19</w:t>
+              <w:t>TeneturCare 19</w:t>
             </w:r>
           </w:p>
         </w:tc>
@@ -1039,7 +1039,7 @@
           </w:tcPr>
           <w:p>
             <w:r>
-              <w:t>1049.52</w:t>
+              <w:t>2372.44</w:t>
             </w:r>
           </w:p>
         </w:tc>
@@ -1071,7 +1071,7 @@
           </w:tcPr>
           <w:p>
             <w:r>
-              <w:t>PraesentiumCare 20</w:t>
+              <w:t>ConsequunturCare 20</w:t>
             </w:r>
           </w:p>
         </w:tc>
@@ -1081,7 +1081,7 @@
           </w:tcPr>
           <w:p>
             <w:r>
-              <w:t>Antibiotic</w:t>
+              <w:t>Neurology</w:t>
             </w:r>
           </w:p>
         </w:tc>
@@ -1091,7 +1091,7 @@
           </w:tcPr>
           <w:p>
             <w:r>
-              <w:t>442.89</w:t>
+              <w:t>736.14</w:t>
             </w:r>
           </w:p>
         </w:tc>
@@ -1123,7 +1123,7 @@
           </w:tcPr>
           <w:p>
             <w:r>
-              <w:t>NamCare 21</w:t>
+              <w:t>AssumendaCare 21</w:t>
             </w:r>
           </w:p>
         </w:tc>
@@ -1133,7 +1133,7 @@
           </w:tcPr>
           <w:p>
             <w:r>
-              <w:t>Neurology</w:t>
+              <w:t>Pain</w:t>
             </w:r>
           </w:p>
         </w:tc>
@@ -1143,7 +1143,7 @@
           </w:tcPr>
           <w:p>
             <w:r>
-              <w:t>691.91</w:t>
+              <w:t>2414.47</w:t>
             </w:r>
           </w:p>
         </w:tc>
@@ -1175,7 +1175,7 @@
           </w:tcPr>
           <w:p>
             <w:r>
-              <w:t>TemporibusCare 22</w:t>
+              <w:t>NecessitatibusCare 22</w:t>
             </w:r>
           </w:p>
         </w:tc>
@@ -1185,7 +1185,7 @@
           </w:tcPr>
           <w:p>
             <w:r>
-              <w:t>Gastroenterology</w:t>
+              <w:t>Respiratory</w:t>
             </w:r>
           </w:p>
         </w:tc>
@@ -1195,7 +1195,7 @@
           </w:tcPr>
           <w:p>
             <w:r>
-              <w:t>1892.83</w:t>
+              <w:t>1811.08</w:t>
             </w:r>
           </w:p>
         </w:tc>
@@ -1227,7 +1227,7 @@
           </w:tcPr>
           <w:p>
             <w:r>
-              <w:t>OfficiaCare 23</w:t>
+              <w:t>LaboreCare 23</w:t>
             </w:r>
           </w:p>
         </w:tc>
@@ -1247,7 +1247,7 @@
           </w:tcPr>
           <w:p>
             <w:r>
-              <w:t>2254.77</w:t>
+              <w:t>2488.36</w:t>
             </w:r>
           </w:p>
         </w:tc>
@@ -1279,7 +1279,7 @@
           </w:tcPr>
           <w:p>
             <w:r>
-              <w:t>DictaCare 24</w:t>
+              <w:t>CorruptiCare 24</w:t>
             </w:r>
           </w:p>
         </w:tc>
@@ -1289,7 +1289,7 @@
           </w:tcPr>
           <w:p>
             <w:r>
-              <w:t>Pain</w:t>
+              <w:t>Dermatology</w:t>
             </w:r>
           </w:p>
         </w:tc>
@@ -1299,7 +1299,7 @@
           </w:tcPr>
           <w:p>
             <w:r>
-              <w:t>968.79</w:t>
+              <w:t>1151.44</w:t>
             </w:r>
           </w:p>
         </w:tc>
@@ -1331,7 +1331,7 @@
           </w:tcPr>
           <w:p>
             <w:r>
-              <w:t>FugaCare 25</w:t>
+              <w:t>ExpeditaCare 25</w:t>
             </w:r>
           </w:p>
         </w:tc>
@@ -1341,7 +1341,7 @@
           </w:tcPr>
           <w:p>
             <w:r>
-              <w:t>Neurology</w:t>
+              <w:t>Antibiotic</w:t>
             </w:r>
           </w:p>
         </w:tc>
@@ -1351,7 +1351,7 @@
           </w:tcPr>
           <w:p>
             <w:r>
-              <w:t>1322.86</w:t>
+              <w:t>390.41</w:t>
             </w:r>
           </w:p>
         </w:tc>
@@ -1383,7 +1383,7 @@
           </w:tcPr>
           <w:p>
             <w:r>
-              <w:t>DeseruntCare 26</w:t>
+              <w:t>EarumCare 26</w:t>
             </w:r>
           </w:p>
         </w:tc>
@@ -1393,7 +1393,7 @@
           </w:tcPr>
           <w:p>
             <w:r>
-              <w:t>Diabetes</w:t>
+              <w:t>Respiratory</w:t>
             </w:r>
           </w:p>
         </w:tc>
@@ -1403,7 +1403,7 @@
           </w:tcPr>
           <w:p>
             <w:r>
-              <w:t>1913.88</w:t>
+              <w:t>253.66</w:t>
             </w:r>
           </w:p>
         </w:tc>
@@ -1435,7 +1435,7 @@
           </w:tcPr>
           <w:p>
             <w:r>
-              <w:t>ExpeditaCare 27</w:t>
+              <w:t>EaqueCare 27</w:t>
             </w:r>
           </w:p>
         </w:tc>
@@ -1445,7 +1445,7 @@
           </w:tcPr>
           <w:p>
             <w:r>
-              <w:t>Diabetes</w:t>
+              <w:t>Cardiology</w:t>
             </w:r>
           </w:p>
         </w:tc>
@@ -1455,7 +1455,7 @@
           </w:tcPr>
           <w:p>
             <w:r>
-              <w:t>466.82</w:t>
+              <w:t>1511.94</w:t>
             </w:r>
           </w:p>
         </w:tc>
@@ -1487,7 +1487,7 @@
           </w:tcPr>
           <w:p>
             <w:r>
-              <w:t>RationeCare 28</w:t>
+              <w:t>QuidemCare 28</w:t>
             </w:r>
           </w:p>
         </w:tc>
@@ -1497,7 +1497,7 @@
           </w:tcPr>
           <w:p>
             <w:r>
-              <w:t>Neurology</w:t>
+              <w:t>Respiratory</w:t>
             </w:r>
           </w:p>
         </w:tc>
@@ -1507,7 +1507,7 @@
           </w:tcPr>
           <w:p>
             <w:r>
-              <w:t>2000.99</w:t>
+              <w:t>1512.26</w:t>
             </w:r>
           </w:p>
         </w:tc>
@@ -1539,7 +1539,7 @@
           </w:tcPr>
           <w:p>
             <w:r>
-              <w:t>QuidemCare 29</w:t>
+              <w:t>OccaecatiCare 29</w:t>
             </w:r>
           </w:p>
         </w:tc>
@@ -1549,7 +1549,7 @@
           </w:tcPr>
           <w:p>
             <w:r>
-              <w:t>Pain</w:t>
+              <w:t>Cardiology</w:t>
             </w:r>
           </w:p>
         </w:tc>
@@ -1559,7 +1559,7 @@
           </w:tcPr>
           <w:p>
             <w:r>
-              <w:t>1531.38</w:t>
+              <w:t>270.38</w:t>
             </w:r>
           </w:p>
         </w:tc>
@@ -1591,7 +1591,7 @@
           </w:tcPr>
           <w:p>
             <w:r>
-              <w:t>FugaCare 30</w:t>
+              <w:t>DeseruntCare 30</w:t>
             </w:r>
           </w:p>
         </w:tc>
@@ -1601,7 +1601,7 @@
           </w:tcPr>
           <w:p>
             <w:r>
-              <w:t>Pain</w:t>
+              <w:t>Cardiology</w:t>
             </w:r>
           </w:p>
         </w:tc>
@@ -1611,7 +1611,7 @@
           </w:tcPr>
           <w:p>
             <w:r>
-              <w:t>1015.89</w:t>
+              <w:t>649.46</w:t>
             </w:r>
           </w:p>
         </w:tc>
